--- a/methodical-development/Passport_metodicheskoi_razrabotki_TuringTrainer.docx
+++ b/methodical-development/Passport_metodicheskoi_razrabotki_TuringTrainer.docx
@@ -723,14 +723,7 @@
         <w:jc w:val="both"/>
       </w:pPr>
       <w:r>
-        <w:rPr>
-          <w:rFonts w:ascii="Times New Roman" w:hAnsi="Times New Roman" w:eastAsia="Times New Roman"/>
-          <w:b w:val="0"/>
-          <w:i w:val="0"/>
-          <w:color w:val="000000"/>
-          <w:sz w:val="21"/>
-        </w:rPr>
-        <w:t>2. Собрать данные нескольких решений с разной степенью использования симулятора.</w:t>
+        <w:t>2. Провести контролируемое сравнение двух заранее назначенных стратегий на структурно парных задачах.</w:t>
       </w:r>
     </w:p>
     <w:p>
@@ -741,14 +734,7 @@
         <w:jc w:val="both"/>
       </w:pPr>
       <w:r>
-        <w:rPr>
-          <w:rFonts w:ascii="Times New Roman" w:hAnsi="Times New Roman" w:eastAsia="Times New Roman"/>
-          <w:b w:val="0"/>
-          <w:i w:val="0"/>
-          <w:color w:val="000000"/>
-          <w:sz w:val="21"/>
-        </w:rPr>
-        <w:t>3. Сопоставить правильность, время, количество шагов, подсказки и типичные ошибки.</w:t>
+        <w:t>3. Сопоставить правильность, время, количество шагов, подсказки и ошибки при одинаковых условиях выполнения.</w:t>
       </w:r>
     </w:p>
     <w:p>
@@ -850,14 +836,7 @@
         <w:jc w:val="both"/>
       </w:pPr>
       <w:r>
-        <w:rPr>
-          <w:rFonts w:ascii="Times New Roman" w:hAnsi="Times New Roman" w:eastAsia="Times New Roman"/>
-          <w:b w:val="0"/>
-          <w:i w:val="0"/>
-          <w:color w:val="000000"/>
-          <w:sz w:val="21"/>
-        </w:rPr>
-        <w:t>Маршрут содержит алгоритм выбора между полной трассировкой, несколькими проверочными шагами и аналитическим решением; таблицу данных не менее чем о трёх попытках; разбор одной машины; не менее трёх типичных ошибок; проверочный пример; протокол проверки результата ИИ, если команда использовала ИИ.</w:t>
+        <w:t>Маршрут содержит алгоритм выбора между полной трассировкой, несколькими проверочными шагами и аналитическим решением; данные свободной входной попытки и контролируемой пары; разбор одной машины; не менее трёх типичных ошибок; проверочный пример; протокол проверки результата ИИ, если команда использовала ИИ.</w:t>
       </w:r>
     </w:p>
     <w:p>
@@ -1376,19 +1355,7 @@
             <w:shd w:fill="E2F0D9"/>
           </w:tcPr>
           <w:p>
-            <w:pPr>
-              <w:spacing w:after="0" w:line="240" w:lineRule="auto"/>
-              <w:jc w:val="left"/>
-            </w:pPr>
-            <w:r/>
-            <w:r>
-              <w:rPr>
-                <w:rFonts w:ascii="Times New Roman" w:hAnsi="Times New Roman" w:eastAsia="Times New Roman"/>
-                <w:b/>
-                <w:i w:val="0"/>
-                <w:color w:val="000000"/>
-                <w:sz w:val="19"/>
-              </w:rPr>
+            <w:r>
               <w:t>Из чего состоит</w:t>
             </w:r>
           </w:p>
@@ -1405,20 +1372,8 @@
             </w:tcMar>
           </w:tcPr>
           <w:p>
-            <w:pPr>
-              <w:spacing w:after="0" w:line="240" w:lineRule="auto"/>
-              <w:jc w:val="left"/>
-            </w:pPr>
-            <w:r/>
-            <w:r>
-              <w:rPr>
-                <w:rFonts w:ascii="Times New Roman" w:hAnsi="Times New Roman" w:eastAsia="Times New Roman"/>
-                <w:b w:val="0"/>
-                <w:i w:val="0"/>
-                <w:color w:val="000000"/>
-                <w:sz w:val="19"/>
-              </w:rPr>
-              <w:t>Распределение ролей; входная гипотеза; журнал трёх попыток; сравнение стратегий; формулировка закономерности; карта ошибок; проверка ответа ИИ; лист перекрёстной проверки; рефлексия.</w:t>
+            <w:r>
+              <w:t>Распределение ролей; свободная входная попытка; контролируемая пара; наблюдение, гипотеза и проверка; закономерность; карта ошибок; проверка ответа ИИ; перекрёстная проверка; рефлексия.</w:t>
             </w:r>
           </w:p>
         </w:tc>
@@ -2867,22 +2822,8 @@
             </w:tcMar>
           </w:tcPr>
           <w:p>
-            <w:pPr>
-              <w:spacing w:after="0" w:line="240" w:lineRule="auto"/>
-              <w:jc w:val="left"/>
-            </w:pPr>
-            <w:r/>
-            <w:r>
-              <w:rPr>
-                <w:rFonts w:ascii="Times New Roman" w:hAnsi="Times New Roman" w:eastAsia="Times New Roman"/>
-                <w:b w:val="0"/>
-                <w:i w:val="0"/>
-                <w:color w:val="000000"/>
-                <w:sz w:val="18"/>
-              </w:rPr>
-              <w:t>2 Эксперимент</w:t>
-              <w:br/>
-              <w:t>20 минут</w:t>
+            <w:r>
+              <w:t>2 Контролируемое сравнение / 20 минут</w:t>
             </w:r>
           </w:p>
         </w:tc>
@@ -2898,20 +2839,8 @@
             </w:tcMar>
           </w:tcPr>
           <w:p>
-            <w:pPr>
-              <w:spacing w:after="0" w:line="240" w:lineRule="auto"/>
-              <w:jc w:val="left"/>
-            </w:pPr>
-            <w:r/>
-            <w:r>
-              <w:rPr>
-                <w:rFonts w:ascii="Times New Roman" w:hAnsi="Times New Roman" w:eastAsia="Times New Roman"/>
-                <w:b w:val="0"/>
-                <w:i w:val="0"/>
-                <w:color w:val="000000"/>
-                <w:sz w:val="18"/>
-              </w:rPr>
-              <w:t>Решают не менее трёх задач, меняя степень использования симулятора; фиксируют время, шаги, подсказки, правильность и ошибки.</w:t>
+            <w:r>
+              <w:t>Получают структурно парные задачи и назначенные стратегии; сохраняют одинаковыми исполнителя, лимит и подсказки; фиксируют время, шаги, правильность, ошибки и отклонения от плана.</w:t>
             </w:r>
           </w:p>
         </w:tc>
@@ -2927,20 +2856,8 @@
             </w:tcMar>
           </w:tcPr>
           <w:p>
-            <w:pPr>
-              <w:spacing w:after="0" w:line="240" w:lineRule="auto"/>
-              <w:jc w:val="left"/>
-            </w:pPr>
-            <w:r/>
-            <w:r>
-              <w:rPr>
-                <w:rFonts w:ascii="Times New Roman" w:hAnsi="Times New Roman" w:eastAsia="Times New Roman"/>
-                <w:b w:val="0"/>
-                <w:i w:val="0"/>
-                <w:color w:val="000000"/>
-                <w:sz w:val="18"/>
-              </w:rPr>
-              <w:t>Протокол не менее чем трёх попыток</w:t>
+            <w:r>
+              <w:t>Протокол двух сопоставимых попыток</w:t>
             </w:r>
           </w:p>
         </w:tc>
@@ -2961,22 +2878,8 @@
             </w:tcMar>
           </w:tcPr>
           <w:p>
-            <w:pPr>
-              <w:spacing w:after="0" w:line="240" w:lineRule="auto"/>
-              <w:jc w:val="left"/>
-            </w:pPr>
-            <w:r/>
-            <w:r>
-              <w:rPr>
-                <w:rFonts w:ascii="Times New Roman" w:hAnsi="Times New Roman" w:eastAsia="Times New Roman"/>
-                <w:b w:val="0"/>
-                <w:i w:val="0"/>
-                <w:color w:val="000000"/>
-                <w:sz w:val="18"/>
-              </w:rPr>
-              <w:t>3 Закономерность</w:t>
-              <w:br/>
-              <w:t>15 минут</w:t>
+            <w:r>
+              <w:t>3 Закономерность / 15 минут</w:t>
             </w:r>
           </w:p>
         </w:tc>
@@ -2992,20 +2895,8 @@
             </w:tcMar>
           </w:tcPr>
           <w:p>
-            <w:pPr>
-              <w:spacing w:after="0" w:line="240" w:lineRule="auto"/>
-              <w:jc w:val="left"/>
-            </w:pPr>
-            <w:r/>
-            <w:r>
-              <w:rPr>
-                <w:rFonts w:ascii="Times New Roman" w:hAnsi="Times New Roman" w:eastAsia="Times New Roman"/>
-                <w:b w:val="0"/>
-                <w:i w:val="0"/>
-                <w:color w:val="000000"/>
-                <w:sz w:val="18"/>
-              </w:rPr>
-              <w:t>Сравнивают показатели, выделяют цикл, роль состояния или инвариант; проверяют правило на обычном и граничном примерах.</w:t>
+            <w:r>
+              <w:t>Отделяют наблюдение от гипотезы о причине; проверяют её на обычном и граничном примерах; выделяют цикл, роль состояния или инвариант.</w:t>
             </w:r>
           </w:p>
         </w:tc>
@@ -3021,20 +2912,8 @@
             </w:tcMar>
           </w:tcPr>
           <w:p>
-            <w:pPr>
-              <w:spacing w:after="0" w:line="240" w:lineRule="auto"/>
-              <w:jc w:val="left"/>
-            </w:pPr>
-            <w:r/>
-            <w:r>
-              <w:rPr>
-                <w:rFonts w:ascii="Times New Roman" w:hAnsi="Times New Roman" w:eastAsia="Times New Roman"/>
-                <w:b w:val="0"/>
-                <w:i w:val="0"/>
-                <w:color w:val="000000"/>
-                <w:sz w:val="18"/>
-              </w:rPr>
-              <w:t>Проверенные правила выбора стратегии</w:t>
+            <w:r>
+              <w:t>Проверенный вывод и правила выбора стратегии</w:t>
             </w:r>
           </w:p>
         </w:tc>
@@ -3755,14 +3634,7 @@
         <w:jc w:val="both"/>
       </w:pPr>
       <w:r>
-        <w:rPr>
-          <w:rFonts w:ascii="Times New Roman" w:hAnsi="Times New Roman" w:eastAsia="Times New Roman"/>
-          <w:b w:val="0"/>
-          <w:i/>
-          <w:color w:val="000000"/>
-          <w:sz w:val="21"/>
-        </w:rPr>
-        <w:t>Вы — команда образовательных аналитиков. Школьное методическое объединение учителей информатики готовит следующую группу выпускников к заданию 12 КЕГЭ и хочет уменьшить число ошибок, возникающих из-за механической полной трассировки. У вас два занятия по 45 минут. Исследуйте не менее трёх задач в тренажёре, сравните разные способы решения и разработайте диагностический маршрут, который поможет другому ученику выбрать между полной трассировкой, несколькими проверочными шагами и аналитическим решением. Подтвердите рекомендации данными попыток, разберите не менее трёх типичных ошибок и проверьте маршрут на другой команде. Если вы используете ИИ, приложите запрос и протокол проверки его ответа.</w:t>
+        <w:t>Вы — команда образовательных аналитиков. Школьное методическое объединение учителей информатики готовит следующую группу выпускников к заданию 12 КЕГЭ и хочет уменьшить число ошибок, возникающих из-за механической полной трассировки. У вас два занятия по 45 минут. Выполните одну входную задачу привычным способом, затем сравните две заранее назначенные стратегии на структурно парных задачах сопоставимой сложности. Разработайте диагностический маршрут, который поможет другому ученику выбрать между полной трассировкой, несколькими проверочными шагами и аналитическим решением. Подтвердите рекомендации данными, разберите не менее трёх типичных ошибок и проверьте маршрут на другой команде. Если вы используете ИИ, приложите запрос и протокол проверки его ответа.</w:t>
       </w:r>
     </w:p>
     <w:p>
@@ -4212,19 +4084,7 @@
             </w:tcMar>
           </w:tcPr>
           <w:p>
-            <w:pPr>
-              <w:spacing w:after="0" w:line="240" w:lineRule="auto"/>
-              <w:jc w:val="left"/>
-            </w:pPr>
-            <w:r/>
-            <w:r>
-              <w:rPr>
-                <w:rFonts w:ascii="Times New Roman" w:hAnsi="Times New Roman" w:eastAsia="Times New Roman"/>
-                <w:b w:val="0"/>
-                <w:i w:val="0"/>
-                <w:color w:val="000000"/>
-                <w:sz w:val="17"/>
-              </w:rPr>
+            <w:r>
               <w:t>Работа с данными</w:t>
             </w:r>
           </w:p>
@@ -4241,20 +4101,8 @@
             </w:tcMar>
           </w:tcPr>
           <w:p>
-            <w:pPr>
-              <w:spacing w:after="0" w:line="240" w:lineRule="auto"/>
-              <w:jc w:val="left"/>
-            </w:pPr>
-            <w:r/>
-            <w:r>
-              <w:rPr>
-                <w:rFonts w:ascii="Times New Roman" w:hAnsi="Times New Roman" w:eastAsia="Times New Roman"/>
-                <w:b w:val="0"/>
-                <w:i w:val="0"/>
-                <w:color w:val="000000"/>
-                <w:sz w:val="17"/>
-              </w:rPr>
-              <w:t>Сопоставляет показатели разных попыток</w:t>
+            <w:r>
+              <w:t>Сопоставляет показатели контролируемой пары</w:t>
             </w:r>
           </w:p>
         </w:tc>
@@ -4270,20 +4118,8 @@
             </w:tcMar>
           </w:tcPr>
           <w:p>
-            <w:pPr>
-              <w:spacing w:after="0" w:line="240" w:lineRule="auto"/>
-              <w:jc w:val="left"/>
-            </w:pPr>
-            <w:r/>
-            <w:r>
-              <w:rPr>
-                <w:rFonts w:ascii="Times New Roman" w:hAnsi="Times New Roman" w:eastAsia="Times New Roman"/>
-                <w:b w:val="0"/>
-                <w:i w:val="0"/>
-                <w:color w:val="000000"/>
-                <w:sz w:val="17"/>
-              </w:rPr>
-              <w:t>Протокол содержит время, шаги, правильность, подсказки и способ использования симулятора</w:t>
+            <w:r>
+              <w:t>Протокол фиксирует сопоставимость задач, назначенные стратегии, одинаковые условия, время, шаги, правильность и подсказки</w:t>
             </w:r>
           </w:p>
         </w:tc>
@@ -4745,16 +4581,8 @@
               <w:spacing w:after="0" w:line="240" w:lineRule="auto"/>
               <w:jc w:val="left"/>
             </w:pPr>
-            <w:r/>
-            <w:r>
-              <w:rPr>
-                <w:rFonts w:ascii="Times New Roman" w:hAnsi="Times New Roman" w:eastAsia="Times New Roman"/>
-                <w:b w:val="0"/>
-                <w:i w:val="0"/>
-                <w:color w:val="000000"/>
-                <w:sz w:val="18"/>
-              </w:rPr>
-              <w:t>Доля учеников, правильно решивших итоговый кейс без подсказок</w:t>
+            <w:r>
+              <w:t>Доля учеников, правильно решивших итоговую задачу без подсказок</w:t>
             </w:r>
           </w:p>
         </w:tc>
@@ -4774,15 +4602,7 @@
               <w:spacing w:after="0" w:line="240" w:lineRule="auto"/>
               <w:jc w:val="left"/>
             </w:pPr>
-            <w:r/>
-            <w:r>
-              <w:rPr>
-                <w:rFonts w:ascii="Times New Roman" w:hAnsi="Times New Roman" w:eastAsia="Times New Roman"/>
-                <w:b w:val="0"/>
-                <w:i w:val="0"/>
-                <w:color w:val="000000"/>
-                <w:sz w:val="18"/>
-              </w:rPr>
+            <w:r>
               <w:t>не менее 80 процентов</w:t>
             </w:r>
           </w:p>
@@ -4803,16 +4623,8 @@
               <w:spacing w:after="0" w:line="240" w:lineRule="auto"/>
               <w:jc w:val="left"/>
             </w:pPr>
-            <w:r/>
-            <w:r>
-              <w:rPr>
-                <w:rFonts w:ascii="Times New Roman" w:hAnsi="Times New Roman" w:eastAsia="Times New Roman"/>
-                <w:b w:val="0"/>
-                <w:i w:val="0"/>
-                <w:color w:val="000000"/>
-                <w:sz w:val="18"/>
-              </w:rPr>
-              <w:t>Сопоставление входной и итоговой попыток</w:t>
+            <w:r>
+              <w:t>Индивидуальный КИМ на новой трёхсостоянийной машине</w:t>
             </w:r>
           </w:p>
         </w:tc>
@@ -5128,14 +4940,7 @@
         </w:pBdr>
       </w:pPr>
       <w:r>
-        <w:rPr>
-          <w:rFonts w:ascii="Times New Roman" w:hAnsi="Times New Roman" w:eastAsia="Times New Roman"/>
-          <w:b w:val="0"/>
-          <w:i w:val="0"/>
-          <w:color w:val="000000"/>
-          <w:sz w:val="21"/>
-        </w:rPr>
-        <w:t>КИМы проверяют понимание формального шага, умение распознать закономерность и способность исправить ошибочное объяснение.</w:t>
+        <w:t>КИМы проверяют понимание формального шага, умение распознать закономерность, способность исправить ошибочное объяснение и перенос способа на новую машину.</w:t>
       </w:r>
     </w:p>
     <w:p>
@@ -5291,6 +5096,58 @@
           <w:sz w:val="20"/>
         </w:rPr>
         <w:t>Ключ: erase стирает первую единицу пары, а keep сохраняет вторую; последняя нечётная единица попадает в erase и стирается; полная трассировка не нужна, потому что достаточно доказать двухшаговый цикл и отдельно проверить нечётный остаток. Правильный ответ — 10 единиц.</w:t>
+      </w:r>
+    </w:p>
+    <w:p>
+      <w:pPr>
+        <w:pStyle w:val="2"/>
+        <w:keepNext/>
+        <w:spacing w:before="220" w:after="120"/>
+        <w:jc w:val="left"/>
+      </w:pPr>
+      <w:r>
+        <w:rPr>
+          <w:rFonts w:ascii="Times New Roman" w:hAnsi="Times New Roman" w:eastAsia="Times New Roman"/>
+          <w:b/>
+          <w:i w:val="0"/>
+          <w:color w:val="000000"/>
+          <w:sz w:val="24"/>
+        </w:rPr>
+        <w:t>10 3 Индивидуальная итоговая задача</w:t>
+      </w:r>
+    </w:p>
+    <w:p>
+      <w:pPr>
+        <w:keepNext w:val="0"/>
+        <w:spacing w:before="0" w:after="120" w:line="240" w:lineRule="auto"/>
+        <w:jc w:val="both"/>
+      </w:pPr>
+      <w:r>
+        <w:rPr>
+          <w:rFonts w:ascii="Times New Roman" w:hAnsi="Times New Roman" w:eastAsia="Times New Roman"/>
+          <w:b w:val="0"/>
+          <w:i w:val="0"/>
+          <w:color w:val="000000"/>
+          <w:sz w:val="21"/>
+        </w:rPr>
+        <w:t>Варианты А и Б используют новую машину с трёхшаговым циклом: keep сохраняет первую единицу, erase1 и erase2 стирают две следующие. Ученики без подсказок определяют результат для 20 или 22 единиц, объясняют цикл и отдельно разбирают остаток после полных троек.</w:t>
+      </w:r>
+    </w:p>
+    <w:p>
+      <w:pPr>
+        <w:keepNext w:val="0"/>
+        <w:spacing w:before="0" w:after="120" w:line="240" w:lineRule="auto"/>
+        <w:jc w:val="both"/>
+      </w:pPr>
+      <w:r>
+        <w:rPr>
+          <w:rFonts w:ascii="Times New Roman" w:hAnsi="Times New Roman" w:eastAsia="Times New Roman"/>
+          <w:b w:val="0"/>
+          <w:i w:val="0"/>
+          <w:color w:val="000000"/>
+          <w:sz w:val="21"/>
+        </w:rPr>
+        <w:t>Ключи: вариант А — 7 единиц; вариант Б — 8 единиц. Перенос подтверждается только при верном ответе и объяснении цикла и остатка; повторение ответа из практического кейса не засчитывается.</w:t>
       </w:r>
     </w:p>
     <w:p>
@@ -5556,19 +5413,7 @@
             </w:tcMar>
           </w:tcPr>
           <w:p>
-            <w:pPr>
-              <w:spacing w:after="0" w:line="240" w:lineRule="auto"/>
-              <w:jc w:val="left"/>
-            </w:pPr>
-            <w:r/>
-            <w:r>
-              <w:rPr>
-                <w:rFonts w:ascii="Times New Roman" w:hAnsi="Times New Roman" w:eastAsia="Times New Roman"/>
-                <w:b w:val="0"/>
-                <w:i w:val="0"/>
-                <w:color w:val="000000"/>
-                <w:sz w:val="17"/>
-              </w:rPr>
+            <w:r>
               <w:t>Доказательность</w:t>
             </w:r>
           </w:p>
@@ -5585,20 +5430,8 @@
             </w:tcMar>
           </w:tcPr>
           <w:p>
-            <w:pPr>
-              <w:spacing w:after="0" w:line="240" w:lineRule="auto"/>
-              <w:jc w:val="left"/>
-            </w:pPr>
-            <w:r/>
-            <w:r>
-              <w:rPr>
-                <w:rFonts w:ascii="Times New Roman" w:hAnsi="Times New Roman" w:eastAsia="Times New Roman"/>
-                <w:b w:val="0"/>
-                <w:i w:val="0"/>
-                <w:color w:val="000000"/>
-                <w:sz w:val="17"/>
-              </w:rPr>
-              <w:t>Протокол содержит не менее трёх попыток с ключевыми показателями, а каждый общий вывод опирается на приведённые данные.</w:t>
+            <w:r>
+              <w:t>Свободная входная попытка отделена от контролируемой пары; условия сравнения зафиксированы; наблюдение, гипотеза о причине и последующая проверка различены.</w:t>
             </w:r>
           </w:p>
         </w:tc>
@@ -5614,19 +5447,7 @@
             </w:tcMar>
           </w:tcPr>
           <w:p>
-            <w:pPr>
-              <w:spacing w:after="0" w:line="240" w:lineRule="auto"/>
-              <w:jc w:val="left"/>
-            </w:pPr>
-            <w:r/>
-            <w:r>
-              <w:rPr>
-                <w:rFonts w:ascii="Times New Roman" w:hAnsi="Times New Roman" w:eastAsia="Times New Roman"/>
-                <w:b w:val="0"/>
-                <w:i w:val="0"/>
-                <w:color w:val="000000"/>
-                <w:sz w:val="17"/>
-              </w:rPr>
+            <w:r>
               <w:t>0–3</w:t>
             </w:r>
           </w:p>
